--- a/Zhaohan_Xiong_CV.docx
+++ b/Zhaohan_Xiong_CV.docx
@@ -13,15 +13,15 @@
         <w:tblLook w:val="04A0" w:firstRow="1" w:lastRow="0" w:firstColumn="1" w:lastColumn="0" w:noHBand="0" w:noVBand="1"/>
       </w:tblPr>
       <w:tblGrid>
-        <w:gridCol w:w="4230"/>
-        <w:gridCol w:w="2520"/>
-        <w:gridCol w:w="1440"/>
-        <w:gridCol w:w="1278"/>
+        <w:gridCol w:w="4590"/>
+        <w:gridCol w:w="2430"/>
+        <w:gridCol w:w="1260"/>
+        <w:gridCol w:w="1188"/>
       </w:tblGrid>
       <w:tr>
         <w:tc>
           <w:tcPr>
-            <w:tcW w:w="4230" w:type="dxa"/>
+            <w:tcW w:w="4590" w:type="dxa"/>
             <w:vMerge w:val="restart"/>
           </w:tcPr>
           <w:p>
@@ -53,7 +53,7 @@
         </w:tc>
         <w:tc>
           <w:tcPr>
-            <w:tcW w:w="2520" w:type="dxa"/>
+            <w:tcW w:w="2430" w:type="dxa"/>
             <w:vAlign w:val="bottom"/>
           </w:tcPr>
           <w:p>
@@ -165,7 +165,7 @@
         </w:tc>
         <w:tc>
           <w:tcPr>
-            <w:tcW w:w="1440" w:type="dxa"/>
+            <w:tcW w:w="1260" w:type="dxa"/>
             <w:vAlign w:val="bottom"/>
           </w:tcPr>
           <w:p>
@@ -275,7 +275,7 @@
         </w:tc>
         <w:tc>
           <w:tcPr>
-            <w:tcW w:w="1278" w:type="dxa"/>
+            <w:tcW w:w="1188" w:type="dxa"/>
             <w:vAlign w:val="center"/>
           </w:tcPr>
           <w:p>
@@ -390,7 +390,7 @@
         </w:trPr>
         <w:tc>
           <w:tcPr>
-            <w:tcW w:w="4230" w:type="dxa"/>
+            <w:tcW w:w="4590" w:type="dxa"/>
             <w:vMerge/>
           </w:tcPr>
           <w:p>
@@ -409,7 +409,7 @@
         </w:tc>
         <w:tc>
           <w:tcPr>
-            <w:tcW w:w="2520" w:type="dxa"/>
+            <w:tcW w:w="2430" w:type="dxa"/>
             <w:vAlign w:val="bottom"/>
           </w:tcPr>
           <w:p>
@@ -502,7 +502,7 @@
         </w:tc>
         <w:tc>
           <w:tcPr>
-            <w:tcW w:w="1440" w:type="dxa"/>
+            <w:tcW w:w="1260" w:type="dxa"/>
             <w:vAlign w:val="bottom"/>
           </w:tcPr>
           <w:p>
@@ -608,7 +608,7 @@
         </w:tc>
         <w:tc>
           <w:tcPr>
-            <w:tcW w:w="1278" w:type="dxa"/>
+            <w:tcW w:w="1188" w:type="dxa"/>
             <w:vAlign w:val="bottom"/>
           </w:tcPr>
           <w:p>
@@ -4187,7 +4187,7 @@
         <v:path o:extrusionok="f" gradientshapeok="t" o:connecttype="rect"/>
         <o:lock v:ext="edit" aspectratio="t"/>
       </v:shapetype>
-      <v:shape id="Picture 7" o:spid="_x0000_i1026" type="#_x0000_t75" style="width:168.7pt;height:168.7pt;visibility:visible;mso-wrap-style:square" o:bullet="t">
+      <v:shape id="Picture 7" o:spid="_x0000_i1026" type="#_x0000_t75" style="width:168.85pt;height:168.85pt;visibility:visible;mso-wrap-style:square" o:bullet="t">
         <v:imagedata r:id="rId1" o:title=""/>
       </v:shape>
     </w:pict>

--- a/Zhaohan_Xiong_CV.docx
+++ b/Zhaohan_Xiong_CV.docx
@@ -3920,6 +3920,7 @@
               <w:r>
                 <w:rPr>
                   <w:rStyle w:val="Hyperlink"/>
+                  <w:color w:val="0070C0"/>
                   <w:sz w:val="20"/>
                   <w:szCs w:val="20"/>
                   <w:lang w:eastAsia="zh-CN"/>
@@ -3929,6 +3930,7 @@
               <w:r>
                 <w:rPr>
                   <w:rStyle w:val="Hyperlink"/>
+                  <w:color w:val="0070C0"/>
                   <w:sz w:val="20"/>
                   <w:szCs w:val="20"/>
                   <w:lang w:eastAsia="zh-CN"/>
@@ -3938,6 +3940,7 @@
               <w:r>
                 <w:rPr>
                   <w:rStyle w:val="Hyperlink"/>
+                  <w:color w:val="0070C0"/>
                   <w:sz w:val="20"/>
                   <w:szCs w:val="20"/>
                   <w:lang w:eastAsia="zh-CN"/>
@@ -3947,6 +3950,7 @@
               <w:r>
                 <w:rPr>
                   <w:rStyle w:val="Hyperlink"/>
+                  <w:color w:val="0070C0"/>
                   <w:sz w:val="20"/>
                   <w:szCs w:val="20"/>
                   <w:lang w:eastAsia="zh-CN"/>
@@ -4187,7 +4191,7 @@
         <v:path o:extrusionok="f" gradientshapeok="t" o:connecttype="rect"/>
         <o:lock v:ext="edit" aspectratio="t"/>
       </v:shapetype>
-      <v:shape id="Picture 7" o:spid="_x0000_i1026" type="#_x0000_t75" style="width:168.85pt;height:168.85pt;visibility:visible;mso-wrap-style:square" o:bullet="t">
+      <v:shape id="Picture 7" o:spid="_x0000_i1026" type="#_x0000_t75" style="width:169pt;height:169pt;visibility:visible;mso-wrap-style:square" o:bullet="t">
         <v:imagedata r:id="rId1" o:title=""/>
       </v:shape>
     </w:pict>

--- a/Zhaohan_Xiong_CV.docx
+++ b/Zhaohan_Xiong_CV.docx
@@ -3757,8 +3757,8 @@
         <w:tblLook w:val="04A0" w:firstRow="1" w:lastRow="0" w:firstColumn="1" w:lastColumn="0" w:noHBand="0" w:noVBand="1"/>
       </w:tblPr>
       <w:tblGrid>
-        <w:gridCol w:w="6658"/>
-        <w:gridCol w:w="2774"/>
+        <w:gridCol w:w="6480"/>
+        <w:gridCol w:w="2952"/>
       </w:tblGrid>
       <w:tr>
         <w:trPr>
@@ -3766,7 +3766,7 @@
         </w:trPr>
         <w:tc>
           <w:tcPr>
-            <w:tcW w:w="6665" w:type="dxa"/>
+            <w:tcW w:w="6480" w:type="dxa"/>
           </w:tcPr>
           <w:p>
             <w:pPr>
@@ -3833,16 +3833,7 @@
                 <w:szCs w:val="20"/>
                 <w:lang w:eastAsia="zh-CN"/>
               </w:rPr>
-              <w:t>,</w:t>
-            </w:r>
-            <w:r>
-              <w:rPr>
-                <w:color w:val="auto"/>
-                <w:sz w:val="20"/>
-                <w:szCs w:val="20"/>
-                <w:lang w:eastAsia="zh-CN"/>
-              </w:rPr>
-              <w:t xml:space="preserve"> D</w:t>
+              <w:t>, D</w:t>
             </w:r>
             <w:r>
               <w:rPr>
@@ -3896,25 +3887,7 @@
                 <w:szCs w:val="20"/>
                 <w:lang w:eastAsia="zh-CN"/>
               </w:rPr>
-              <w:t>2.8 Years Completion</w:t>
-            </w:r>
-            <w:r>
-              <w:rPr>
-                <w:color w:val="auto"/>
-                <w:sz w:val="20"/>
-                <w:szCs w:val="20"/>
-                <w:lang w:eastAsia="zh-CN"/>
-              </w:rPr>
-              <w:t>,</w:t>
-            </w:r>
-            <w:r>
-              <w:rPr>
-                <w:color w:val="auto"/>
-                <w:sz w:val="20"/>
-                <w:szCs w:val="20"/>
-                <w:lang w:eastAsia="zh-CN"/>
-              </w:rPr>
-              <w:t xml:space="preserve"> </w:t>
+              <w:t xml:space="preserve">2.8 Years Completion, </w:t>
             </w:r>
             <w:hyperlink r:id="rId20" w:history="1">
               <w:r>
@@ -3925,44 +3898,14 @@
                   <w:szCs w:val="20"/>
                   <w:lang w:eastAsia="zh-CN"/>
                 </w:rPr>
-                <w:t xml:space="preserve">Top 1% </w:t>
-              </w:r>
-              <w:r>
-                <w:rPr>
-                  <w:rStyle w:val="Hyperlink"/>
-                  <w:color w:val="0070C0"/>
-                  <w:sz w:val="20"/>
-                  <w:szCs w:val="20"/>
-                  <w:lang w:eastAsia="zh-CN"/>
-                </w:rPr>
-                <w:t>Gl</w:t>
-              </w:r>
-              <w:r>
-                <w:rPr>
-                  <w:rStyle w:val="Hyperlink"/>
-                  <w:color w:val="0070C0"/>
-                  <w:sz w:val="20"/>
-                  <w:szCs w:val="20"/>
-                  <w:lang w:eastAsia="zh-CN"/>
-                </w:rPr>
-                <w:t xml:space="preserve">obal </w:t>
-              </w:r>
-              <w:r>
-                <w:rPr>
-                  <w:rStyle w:val="Hyperlink"/>
-                  <w:color w:val="0070C0"/>
-                  <w:sz w:val="20"/>
-                  <w:szCs w:val="20"/>
-                  <w:lang w:eastAsia="zh-CN"/>
-                </w:rPr>
-                <w:t>Impact</w:t>
+                <w:t>Top 1% Global Impact</w:t>
               </w:r>
             </w:hyperlink>
           </w:p>
         </w:tc>
         <w:tc>
           <w:tcPr>
-            <w:tcW w:w="2777" w:type="dxa"/>
+            <w:tcW w:w="2952" w:type="dxa"/>
           </w:tcPr>
           <w:p>
             <w:pPr>
@@ -3984,17 +3927,6 @@
                 <w:lang w:eastAsia="zh-CN"/>
               </w:rPr>
               <w:t>BEng</w:t>
-            </w:r>
-            <w:r>
-              <w:rPr>
-                <w:b/>
-                <w:bCs/>
-                <w:color w:val="auto"/>
-                <w:sz w:val="20"/>
-                <w:szCs w:val="20"/>
-                <w:lang w:eastAsia="zh-CN"/>
-              </w:rPr>
-              <w:t xml:space="preserve"> (Hons)</w:t>
             </w:r>
             <w:r>
               <w:rPr>
@@ -4042,25 +3974,7 @@
                 <w:szCs w:val="20"/>
                 <w:lang w:eastAsia="zh-CN"/>
               </w:rPr>
-              <w:t>,</w:t>
-            </w:r>
-            <w:r>
-              <w:rPr>
-                <w:color w:val="auto"/>
-                <w:sz w:val="20"/>
-                <w:szCs w:val="20"/>
-                <w:lang w:eastAsia="zh-CN"/>
-              </w:rPr>
-              <w:t xml:space="preserve"> </w:t>
-            </w:r>
-            <w:r>
-              <w:rPr>
-                <w:color w:val="auto"/>
-                <w:sz w:val="20"/>
-                <w:szCs w:val="20"/>
-                <w:lang w:eastAsia="zh-CN"/>
-              </w:rPr>
-              <w:t>D</w:t>
+              <w:t xml:space="preserve"> Honours, D</w:t>
             </w:r>
             <w:r>
               <w:rPr>

--- a/Zhaohan_Xiong_CV.docx
+++ b/Zhaohan_Xiong_CV.docx
@@ -1268,7 +1268,7 @@
           <w:sz w:val="24"/>
           <w:szCs w:val="24"/>
         </w:rPr>
-        <w:t xml:space="preserve">, </w:t>
+        <w:t>,</w:t>
       </w:r>
       <w:r>
         <w:rPr>
@@ -1276,7 +1276,23 @@
           <w:sz w:val="24"/>
           <w:szCs w:val="24"/>
         </w:rPr>
-        <w:t>Medical School</w:t>
+        <w:t xml:space="preserve"> </w:t>
+      </w:r>
+      <w:r>
+        <w:rPr>
+          <w:rStyle w:val="Emphasis"/>
+          <w:sz w:val="24"/>
+          <w:szCs w:val="24"/>
+        </w:rPr>
+        <w:t xml:space="preserve">Cardiac </w:t>
+      </w:r>
+      <w:r>
+        <w:rPr>
+          <w:rStyle w:val="Emphasis"/>
+          <w:sz w:val="24"/>
+          <w:szCs w:val="24"/>
+        </w:rPr>
+        <w:t>Medicine</w:t>
       </w:r>
     </w:p>
     <w:p>
@@ -1647,51 +1663,7 @@
           <w:szCs w:val="20"/>
           <w:lang w:eastAsia="zh-CN"/>
         </w:rPr>
-        <w:t xml:space="preserve">Serve custom </w:t>
-      </w:r>
-      <w:proofErr w:type="spellStart"/>
-      <w:r>
-        <w:rPr>
-          <w:iCs/>
-          <w:color w:val="auto"/>
-          <w:sz w:val="20"/>
-          <w:szCs w:val="20"/>
-          <w:lang w:eastAsia="zh-CN"/>
-        </w:rPr>
-        <w:t>Keras</w:t>
-      </w:r>
-      <w:proofErr w:type="spellEnd"/>
-      <w:r>
-        <w:rPr>
-          <w:iCs/>
-          <w:color w:val="auto"/>
-          <w:sz w:val="20"/>
-          <w:szCs w:val="20"/>
-          <w:lang w:eastAsia="zh-CN"/>
-        </w:rPr>
-        <w:t xml:space="preserve"> models with TensorFlow Serving and Docker-Compose to REST/</w:t>
-      </w:r>
-      <w:proofErr w:type="spellStart"/>
-      <w:r>
-        <w:rPr>
-          <w:iCs/>
-          <w:color w:val="auto"/>
-          <w:sz w:val="20"/>
-          <w:szCs w:val="20"/>
-          <w:lang w:eastAsia="zh-CN"/>
-        </w:rPr>
-        <w:t>gRPC</w:t>
-      </w:r>
-      <w:proofErr w:type="spellEnd"/>
-      <w:r>
-        <w:rPr>
-          <w:iCs/>
-          <w:color w:val="auto"/>
-          <w:sz w:val="20"/>
-          <w:szCs w:val="20"/>
-          <w:lang w:eastAsia="zh-CN"/>
-        </w:rPr>
-        <w:t xml:space="preserve"> endpoints</w:t>
+        <w:t>Serve custom Keras models with TensorFlow Serving and Docker-Compose to REST/gRPC endpoints</w:t>
       </w:r>
     </w:p>
     <w:p>
@@ -1781,7 +1753,6 @@
         </w:rPr>
         <w:t xml:space="preserve">, </w:t>
       </w:r>
-      <w:proofErr w:type="spellStart"/>
       <w:r>
         <w:rPr>
           <w:iCs/>
@@ -1792,7 +1763,6 @@
         </w:rPr>
         <w:t>Fargate</w:t>
       </w:r>
-      <w:proofErr w:type="spellEnd"/>
       <w:r>
         <w:rPr>
           <w:iCs/>
@@ -1853,51 +1823,7 @@
           <w:szCs w:val="20"/>
           <w:lang w:eastAsia="zh-CN"/>
         </w:rPr>
-        <w:t>Conduct big-data ETL on cloud (</w:t>
-      </w:r>
-      <w:proofErr w:type="spellStart"/>
-      <w:r>
-        <w:rPr>
-          <w:iCs/>
-          <w:color w:val="auto"/>
-          <w:sz w:val="20"/>
-          <w:szCs w:val="20"/>
-          <w:lang w:eastAsia="zh-CN"/>
-        </w:rPr>
-        <w:t>DNAnexus</w:t>
-      </w:r>
-      <w:proofErr w:type="spellEnd"/>
-      <w:r>
-        <w:rPr>
-          <w:iCs/>
-          <w:color w:val="auto"/>
-          <w:sz w:val="20"/>
-          <w:szCs w:val="20"/>
-          <w:lang w:eastAsia="zh-CN"/>
-        </w:rPr>
-        <w:t xml:space="preserve">) with Spark in </w:t>
-      </w:r>
-      <w:proofErr w:type="spellStart"/>
-      <w:r>
-        <w:rPr>
-          <w:iCs/>
-          <w:color w:val="auto"/>
-          <w:sz w:val="20"/>
-          <w:szCs w:val="20"/>
-          <w:lang w:eastAsia="zh-CN"/>
-        </w:rPr>
-        <w:t>JupyterLab</w:t>
-      </w:r>
-      <w:proofErr w:type="spellEnd"/>
-      <w:r>
-        <w:rPr>
-          <w:iCs/>
-          <w:color w:val="auto"/>
-          <w:sz w:val="20"/>
-          <w:szCs w:val="20"/>
-          <w:lang w:eastAsia="zh-CN"/>
-        </w:rPr>
-        <w:t>/R-Studio Workbench and create cloud-based interactive dashboards for data summary/presentation</w:t>
+        <w:t>Conduct big-data ETL on cloud (DNAnexus) with Spark in JupyterLab/R-Studio Workbench and create cloud-based interactive dashboards for data summary/presentation</w:t>
       </w:r>
       <w:bookmarkEnd w:id="8"/>
       <w:r>
@@ -1908,29 +1834,7 @@
           <w:szCs w:val="20"/>
           <w:lang w:eastAsia="zh-CN"/>
         </w:rPr>
-        <w:t xml:space="preserve"> (R-Shiny, </w:t>
-      </w:r>
-      <w:proofErr w:type="spellStart"/>
-      <w:r>
-        <w:rPr>
-          <w:iCs/>
-          <w:color w:val="auto"/>
-          <w:sz w:val="20"/>
-          <w:szCs w:val="20"/>
-          <w:lang w:eastAsia="zh-CN"/>
-        </w:rPr>
-        <w:t>Plotly</w:t>
-      </w:r>
-      <w:proofErr w:type="spellEnd"/>
-      <w:r>
-        <w:rPr>
-          <w:iCs/>
-          <w:color w:val="auto"/>
-          <w:sz w:val="20"/>
-          <w:szCs w:val="20"/>
-          <w:lang w:eastAsia="zh-CN"/>
-        </w:rPr>
-        <w:t>)</w:t>
+        <w:t xml:space="preserve"> (R-Shiny, Plotly)</w:t>
       </w:r>
       <w:bookmarkEnd w:id="9"/>
     </w:p>
@@ -2133,7 +2037,6 @@
         </w:rPr>
         <w:t xml:space="preserve">/ </w:t>
       </w:r>
-      <w:proofErr w:type="spellStart"/>
       <w:r>
         <w:rPr>
           <w:rStyle w:val="Emphasis"/>
@@ -2142,7 +2045,6 @@
         </w:rPr>
         <w:t>Hectre</w:t>
       </w:r>
-      <w:proofErr w:type="spellEnd"/>
       <w:r>
         <w:rPr>
           <w:rStyle w:val="Emphasis"/>
@@ -2440,18 +2342,8 @@
           <w:sz w:val="20"/>
           <w:szCs w:val="20"/>
         </w:rPr>
-        <w:t xml:space="preserve"> Google </w:t>
+        <w:t xml:space="preserve"> Google CoLab</w:t>
       </w:r>
-      <w:proofErr w:type="spellStart"/>
-      <w:r>
-        <w:rPr>
-          <w:color w:val="auto"/>
-          <w:sz w:val="20"/>
-          <w:szCs w:val="20"/>
-        </w:rPr>
-        <w:t>CoLab</w:t>
-      </w:r>
-      <w:proofErr w:type="spellEnd"/>
       <w:r>
         <w:rPr>
           <w:color w:val="auto"/>
@@ -2498,25 +2390,7 @@
           <w:sz w:val="20"/>
           <w:szCs w:val="20"/>
         </w:rPr>
-        <w:t>test driven development (</w:t>
-      </w:r>
-      <w:proofErr w:type="spellStart"/>
-      <w:r>
-        <w:rPr>
-          <w:color w:val="auto"/>
-          <w:sz w:val="20"/>
-          <w:szCs w:val="20"/>
-        </w:rPr>
-        <w:t>PyTest</w:t>
-      </w:r>
-      <w:proofErr w:type="spellEnd"/>
-      <w:r>
-        <w:rPr>
-          <w:color w:val="auto"/>
-          <w:sz w:val="20"/>
-          <w:szCs w:val="20"/>
-        </w:rPr>
-        <w:t xml:space="preserve">), </w:t>
+        <w:t xml:space="preserve">test driven development (PyTest), </w:t>
       </w:r>
       <w:r>
         <w:rPr>
@@ -2556,18 +2430,8 @@
           <w:sz w:val="20"/>
           <w:szCs w:val="20"/>
         </w:rPr>
-        <w:t>), and virtual environments (</w:t>
+        <w:t>), and virtual environments (PipEnv</w:t>
       </w:r>
-      <w:proofErr w:type="spellStart"/>
-      <w:r>
-        <w:rPr>
-          <w:color w:val="auto"/>
-          <w:sz w:val="20"/>
-          <w:szCs w:val="20"/>
-        </w:rPr>
-        <w:t>PipEnv</w:t>
-      </w:r>
-      <w:proofErr w:type="spellEnd"/>
       <w:r>
         <w:rPr>
           <w:color w:val="auto"/>
@@ -2576,23 +2440,13 @@
         </w:rPr>
         <w:t xml:space="preserve">, </w:t>
       </w:r>
-      <w:proofErr w:type="spellStart"/>
       <w:r>
         <w:rPr>
           <w:color w:val="auto"/>
           <w:sz w:val="20"/>
           <w:szCs w:val="20"/>
         </w:rPr>
-        <w:t>Conda</w:t>
-      </w:r>
-      <w:proofErr w:type="spellEnd"/>
-      <w:r>
-        <w:rPr>
-          <w:color w:val="auto"/>
-          <w:sz w:val="20"/>
-          <w:szCs w:val="20"/>
-        </w:rPr>
-        <w:t>)</w:t>
+        <w:t>Conda)</w:t>
       </w:r>
     </w:p>
     <w:p>
@@ -2616,25 +2470,7 @@
           <w:sz w:val="20"/>
           <w:szCs w:val="20"/>
         </w:rPr>
-        <w:t>Build tools for front to backend interaction (Postman API), RESTful API (Flask), SQL query and interrogation (PostgreSQL/</w:t>
-      </w:r>
-      <w:proofErr w:type="spellStart"/>
-      <w:r>
-        <w:rPr>
-          <w:color w:val="auto"/>
-          <w:sz w:val="20"/>
-          <w:szCs w:val="20"/>
-        </w:rPr>
-        <w:t>PgAdmin</w:t>
-      </w:r>
-      <w:proofErr w:type="spellEnd"/>
-      <w:r>
-        <w:rPr>
-          <w:color w:val="auto"/>
-          <w:sz w:val="20"/>
-          <w:szCs w:val="20"/>
-        </w:rPr>
-        <w:t>), and hosting files archives and executing models on AWS (S3</w:t>
+        <w:t>Build tools for front to backend interaction (Postman API), RESTful API (Flask), SQL query and interrogation (PostgreSQL/PgAdmin), and hosting files archives and executing models on AWS (S3</w:t>
       </w:r>
       <w:r>
         <w:rPr>
@@ -2675,25 +2511,7 @@
           <w:sz w:val="20"/>
           <w:szCs w:val="20"/>
         </w:rPr>
-        <w:t>Deploy machine learning models to production with Docker/</w:t>
-      </w:r>
-      <w:proofErr w:type="spellStart"/>
-      <w:r>
-        <w:rPr>
-          <w:color w:val="auto"/>
-          <w:sz w:val="20"/>
-          <w:szCs w:val="20"/>
-        </w:rPr>
-        <w:t>AzureCR</w:t>
-      </w:r>
-      <w:proofErr w:type="spellEnd"/>
-      <w:r>
-        <w:rPr>
-          <w:color w:val="auto"/>
-          <w:sz w:val="20"/>
-          <w:szCs w:val="20"/>
-        </w:rPr>
-        <w:t xml:space="preserve"> and TensorFlow Serving</w:t>
+        <w:t>Deploy machine learning models to production with Docker/AzureCR and TensorFlow Serving</w:t>
       </w:r>
       <w:bookmarkEnd w:id="13"/>
     </w:p>
@@ -3388,27 +3206,7 @@
           <w:sz w:val="20"/>
           <w:szCs w:val="20"/>
         </w:rPr>
-        <w:t xml:space="preserve">ash, </w:t>
-      </w:r>
-      <w:proofErr w:type="spellStart"/>
-      <w:r>
-        <w:rPr>
-          <w:rFonts w:cstheme="minorHAnsi"/>
-          <w:color w:val="auto"/>
-          <w:sz w:val="20"/>
-          <w:szCs w:val="20"/>
-        </w:rPr>
-        <w:t>Slurm</w:t>
-      </w:r>
-      <w:proofErr w:type="spellEnd"/>
-      <w:r>
-        <w:rPr>
-          <w:rFonts w:cstheme="minorHAnsi"/>
-          <w:color w:val="auto"/>
-          <w:sz w:val="20"/>
-          <w:szCs w:val="20"/>
-        </w:rPr>
-        <w:t>, SSH)</w:t>
+        <w:t>ash, Slurm, SSH)</w:t>
       </w:r>
       <w:bookmarkEnd w:id="18"/>
     </w:p>
@@ -4105,7 +3903,7 @@
         <v:path o:extrusionok="f" gradientshapeok="t" o:connecttype="rect"/>
         <o:lock v:ext="edit" aspectratio="t"/>
       </v:shapetype>
-      <v:shape id="Picture 7" o:spid="_x0000_i1026" type="#_x0000_t75" style="width:169pt;height:169pt;visibility:visible;mso-wrap-style:square" o:bullet="t">
+      <v:shape id="_x0000_i1064" type="#_x0000_t75" style="width:169.1pt;height:169.1pt;visibility:visible;mso-wrap-style:square" o:bullet="t">
         <v:imagedata r:id="rId1" o:title=""/>
       </v:shape>
     </w:pict>

--- a/Zhaohan_Xiong_CV.docx
+++ b/Zhaohan_Xiong_CV.docx
@@ -3685,7 +3685,16 @@
                 <w:szCs w:val="20"/>
                 <w:lang w:eastAsia="zh-CN"/>
               </w:rPr>
-              <w:t xml:space="preserve">2.8 Years Completion, </w:t>
+              <w:t>&lt;3</w:t>
+            </w:r>
+            <w:r>
+              <w:rPr>
+                <w:color w:val="auto"/>
+                <w:sz w:val="20"/>
+                <w:szCs w:val="20"/>
+                <w:lang w:eastAsia="zh-CN"/>
+              </w:rPr>
+              <w:t xml:space="preserve"> Years Completion, </w:t>
             </w:r>
             <w:hyperlink r:id="rId20" w:history="1">
               <w:r>
@@ -3903,7 +3912,7 @@
         <v:path o:extrusionok="f" gradientshapeok="t" o:connecttype="rect"/>
         <o:lock v:ext="edit" aspectratio="t"/>
       </v:shapetype>
-      <v:shape id="_x0000_i1064" type="#_x0000_t75" style="width:169.1pt;height:169.1pt;visibility:visible;mso-wrap-style:square" o:bullet="t">
+      <v:shape id="_x0000_i1026" type="#_x0000_t75" style="width:169pt;height:169pt;visibility:visible;mso-wrap-style:square" o:bullet="t">
         <v:imagedata r:id="rId1" o:title=""/>
       </v:shape>
     </w:pict>

--- a/Zhaohan_Xiong_CV.docx
+++ b/Zhaohan_Xiong_CV.docx
@@ -301,10 +301,10 @@
                 <w:szCs w:val="20"/>
               </w:rPr>
               <w:object w:dxaOrig="4452" w:dyaOrig="4512" w14:anchorId="428A798B">
-                <v:shape id="_x0000_i1027" type="#_x0000_t75" style="width:12.35pt;height:9.65pt" o:ole="">
+                <v:shape id="_x0000_i1027" type="#_x0000_t75" style="width:12pt;height:9.5pt" o:ole="">
                   <v:imagedata r:id="rId13" o:title=""/>
                 </v:shape>
-                <o:OLEObject Type="Embed" ProgID="PBrush" ShapeID="_x0000_i1027" DrawAspect="Content" ObjectID="_1771058121" r:id="rId14"/>
+                <o:OLEObject Type="Embed" ProgID="PBrush" ShapeID="_x0000_i1027" DrawAspect="Content" ObjectID="_1771352995" r:id="rId14"/>
               </w:object>
             </w:r>
             <w:r>
@@ -693,7 +693,7 @@
             </w:pPr>
             <w:r>
               <w:pict w14:anchorId="683D5503">
-                <v:shape id="_x0000_i1028" type="#_x0000_t75" style="width:11.8pt;height:11.8pt;visibility:visible;mso-wrap-style:square">
+                <v:shape id="_x0000_i1028" type="#_x0000_t75" style="width:12pt;height:12pt;visibility:visible;mso-wrap-style:square">
                   <v:imagedata r:id="rId19" o:title="" croptop="4844f" cropbottom="6043f"/>
                 </v:shape>
               </w:pict>
@@ -1543,7 +1543,23 @@
           <w:sz w:val="20"/>
           <w:szCs w:val="20"/>
         </w:rPr>
-        <w:t xml:space="preserve"> C++)</w:t>
+        <w:t xml:space="preserve"> </w:t>
+      </w:r>
+      <w:r>
+        <w:rPr>
+          <w:color w:val="auto"/>
+          <w:sz w:val="20"/>
+          <w:szCs w:val="20"/>
+        </w:rPr>
+        <w:t>(</w:t>
+      </w:r>
+      <w:r>
+        <w:rPr>
+          <w:color w:val="auto"/>
+          <w:sz w:val="20"/>
+          <w:szCs w:val="20"/>
+        </w:rPr>
+        <w:t>C++)</w:t>
       </w:r>
     </w:p>
     <w:p>
@@ -4646,14 +4662,14 @@
         <v:path o:extrusionok="f" gradientshapeok="t" o:connecttype="rect"/>
         <o:lock v:ext="edit" aspectratio="t"/>
       </v:shapetype>
-      <v:shape id="_x0000_i1026" type="#_x0000_t75" style="width:170.35pt;height:170.35pt;visibility:visible;mso-wrap-style:square" o:bullet="t">
+      <v:shape id="_x0000_i1026" type="#_x0000_t75" style="width:170.5pt;height:170.5pt;visibility:visible;mso-wrap-style:square" o:bullet="t">
         <v:imagedata r:id="rId1" o:title=""/>
       </v:shape>
     </w:pict>
   </w:numPicBullet>
   <w:numPicBullet w:numPicBulletId="1">
     <w:pict>
-      <v:shape id="Picture 6" o:spid="_x0000_i1027" type="#_x0000_t75" style="width:268.65pt;height:268.65pt;visibility:visible;mso-wrap-style:square" o:bullet="t">
+      <v:shape id="Picture 6" o:spid="_x0000_i1027" type="#_x0000_t75" style="width:268.5pt;height:268.5pt;visibility:visible;mso-wrap-style:square" o:bullet="t">
         <v:imagedata r:id="rId2" o:title="" croptop="4844f" cropbottom="6043f"/>
       </v:shape>
     </w:pict>
